--- a/4.质量管理/2.运行记录类文件/040203-不符合项报告.docx
+++ b/4.质量管理/2.运行记录类文件/040203-不符合项报告.docx
@@ -32,7 +32,7 @@
     </w:p>
     <w:tbl>
       <w:tblPr>
-        <w:tblStyle w:val="4"/>
+        <w:tblStyle w:val="24"/>
         <w:tblW w:w="9095" w:type="dxa"/>
         <w:tblInd w:w="5" w:type="dxa"/>
         <w:tblBorders>
@@ -89,7 +89,7 @@
           </w:tcPr>
           <w:p>
             <w:pPr>
-              <w:pStyle w:val="5"/>
+              <w:pStyle w:val="25"/>
               <w:spacing w:before="94" w:line="220" w:lineRule="auto"/>
               <w:ind w:left="510"/>
             </w:pPr>
@@ -108,7 +108,7 @@
           </w:tcPr>
           <w:p>
             <w:pPr>
-              <w:pStyle w:val="5"/>
+              <w:pStyle w:val="25"/>
               <w:spacing w:before="94" w:line="220" w:lineRule="auto"/>
               <w:ind w:left="938"/>
             </w:pPr>
@@ -127,7 +127,7 @@
           </w:tcPr>
           <w:p>
             <w:pPr>
-              <w:pStyle w:val="5"/>
+              <w:pStyle w:val="25"/>
               <w:spacing w:before="95" w:line="220" w:lineRule="auto"/>
               <w:ind w:left="660"/>
             </w:pPr>
@@ -145,7 +145,7 @@
           </w:tcPr>
           <w:p>
             <w:pPr>
-              <w:pStyle w:val="5"/>
+              <w:pStyle w:val="25"/>
               <w:spacing w:before="124" w:line="225" w:lineRule="auto"/>
               <w:ind w:left="525"/>
               <w:rPr>
@@ -211,7 +211,7 @@
           </w:tcPr>
           <w:p>
             <w:pPr>
-              <w:pStyle w:val="5"/>
+              <w:pStyle w:val="25"/>
               <w:spacing w:before="203" w:line="220" w:lineRule="auto"/>
               <w:ind w:left="621"/>
             </w:pPr>
@@ -230,7 +230,7 @@
           </w:tcPr>
           <w:p>
             <w:pPr>
-              <w:pStyle w:val="5"/>
+              <w:pStyle w:val="25"/>
               <w:spacing w:before="63" w:line="274" w:lineRule="auto"/>
               <w:ind w:right="214"/>
             </w:pPr>
@@ -250,7 +250,7 @@
           </w:tcPr>
           <w:p>
             <w:pPr>
-              <w:pStyle w:val="5"/>
+              <w:pStyle w:val="25"/>
               <w:spacing w:before="203" w:line="221" w:lineRule="auto"/>
               <w:ind w:left="862"/>
             </w:pPr>
@@ -268,11 +268,21 @@
           </w:tcPr>
           <w:p>
             <w:pPr>
-              <w:rPr>
-                <w:rFonts w:ascii="Arial"/>
+              <w:ind w:firstLine="1050" w:firstLineChars="500"/>
+              <w:rPr>
+                <w:rFonts w:hint="default" w:ascii="Arial" w:eastAsia="宋体"/>
                 <w:sz w:val="21"/>
-              </w:rPr>
-            </w:pPr>
+                <w:lang w:val="en-US" w:eastAsia="zh-CN"/>
+              </w:rPr>
+            </w:pPr>
+            <w:r>
+              <w:rPr>
+                <w:rFonts w:hint="eastAsia"/>
+                <w:sz w:val="21"/>
+                <w:lang w:val="en-US" w:eastAsia="zh-CN"/>
+              </w:rPr>
+              <w:t>/</w:t>
+            </w:r>
           </w:p>
         </w:tc>
       </w:tr>
@@ -370,8 +380,6 @@
             </w:r>
           </w:p>
           <w:p>
-            <w:bookmarkStart w:id="0" w:name="_GoBack"/>
-            <w:bookmarkEnd w:id="0"/>
             <w:r>
               <w:t>责任人确认：</w:t>
             </w:r>
@@ -412,7 +420,7 @@
           </w:tcPr>
           <w:p>
             <w:pPr>
-              <w:pStyle w:val="5"/>
+              <w:pStyle w:val="25"/>
               <w:spacing w:before="262" w:line="220" w:lineRule="auto"/>
               <w:ind w:left="420"/>
             </w:pPr>
@@ -431,14 +439,11 @@
           </w:tcPr>
           <w:p>
             <w:pPr>
-              <w:pStyle w:val="5"/>
-              <w:spacing w:before="63" w:line="274" w:lineRule="auto"/>
-              <w:ind w:left="110" w:right="214" w:firstLine="2"/>
+              <w:bidi w:val="0"/>
             </w:pPr>
             <w:r>
               <w:rPr>
                 <w:rFonts w:hint="eastAsia"/>
-                <w:spacing w:val="-7"/>
                 <w:lang w:val="en-US" w:eastAsia="zh-CN"/>
               </w:rPr>
               <w:t>不符合TCESA1299-2023《信息技术服务 运行维护服务能力成熟度模型》标准 7.6.6 服务知识要求。</w:t>
@@ -473,7 +478,7 @@
           </w:tcPr>
           <w:p>
             <w:pPr>
-              <w:pStyle w:val="5"/>
+              <w:pStyle w:val="25"/>
               <w:spacing w:before="107" w:line="220" w:lineRule="auto"/>
               <w:ind w:left="313"/>
             </w:pPr>
@@ -492,7 +497,7 @@
           </w:tcPr>
           <w:p>
             <w:pPr>
-              <w:pStyle w:val="5"/>
+              <w:pStyle w:val="25"/>
               <w:spacing w:before="106" w:line="220" w:lineRule="auto"/>
               <w:ind w:left="141"/>
             </w:pPr>
@@ -535,7 +540,7 @@
           </w:tcPr>
           <w:p>
             <w:pPr>
-              <w:pStyle w:val="5"/>
+              <w:pStyle w:val="25"/>
               <w:spacing w:before="106" w:line="220" w:lineRule="auto"/>
               <w:ind w:left="315"/>
             </w:pPr>
@@ -554,7 +559,7 @@
           </w:tcPr>
           <w:p>
             <w:pPr>
-              <w:pStyle w:val="5"/>
+              <w:pStyle w:val="25"/>
               <w:spacing w:before="136" w:line="225" w:lineRule="auto"/>
               <w:ind w:left="820"/>
               <w:rPr>
@@ -620,86 +625,50 @@
           </w:tcPr>
           <w:p>
             <w:pPr>
-              <w:pStyle w:val="5"/>
-              <w:spacing w:before="51" w:line="220" w:lineRule="auto"/>
-              <w:ind w:left="110"/>
-            </w:pPr>
-            <w:r>
-              <w:rPr>
-                <w:spacing w:val="-7"/>
-              </w:rPr>
+              <w:bidi w:val="0"/>
+            </w:pPr>
+            <w:r>
               <w:t>对不符合的处置：</w:t>
             </w:r>
           </w:p>
           <w:p>
             <w:pPr>
-              <w:pStyle w:val="5"/>
-              <w:spacing w:before="62" w:line="220" w:lineRule="auto"/>
-              <w:ind w:left="741"/>
-            </w:pPr>
-            <w:r>
-              <w:rPr>
-                <w:spacing w:val="-2"/>
-              </w:rPr>
+              <w:bidi w:val="0"/>
+            </w:pPr>
+            <w:r>
               <w:t>补充记录单</w:t>
             </w:r>
           </w:p>
           <w:p>
             <w:pPr>
-              <w:pStyle w:val="5"/>
-              <w:spacing w:before="60" w:line="220" w:lineRule="auto"/>
-              <w:ind w:left="743"/>
-            </w:pPr>
-            <w:r>
-              <w:rPr>
-                <w:spacing w:val="-3"/>
-              </w:rPr>
+              <w:bidi w:val="0"/>
+            </w:pPr>
+            <w:r>
               <w:t>部门承诺完成时间：2025年</w:t>
             </w:r>
             <w:r>
               <w:rPr>
                 <w:rFonts w:hint="eastAsia"/>
-                <w:spacing w:val="-3"/>
                 <w:lang w:val="en-US" w:eastAsia="zh-CN"/>
               </w:rPr>
               <w:t>10</w:t>
             </w:r>
             <w:r>
-              <w:rPr>
-                <w:spacing w:val="-3"/>
-              </w:rPr>
               <w:t>月</w:t>
             </w:r>
             <w:r>
               <w:rPr>
                 <w:rFonts w:hint="eastAsia"/>
-                <w:spacing w:val="-3"/>
                 <w:lang w:val="en-US" w:eastAsia="zh-CN"/>
               </w:rPr>
               <w:t>16</w:t>
             </w:r>
             <w:r>
-              <w:rPr>
-                <w:spacing w:val="-3"/>
-              </w:rPr>
-              <w:t xml:space="preserve">日     </w:t>
-            </w:r>
-            <w:r>
-              <w:rPr>
-                <w:spacing w:val="-4"/>
-              </w:rPr>
-              <w:t xml:space="preserve">   责任人确认：</w:t>
-            </w:r>
-            <w:r>
-              <w:rPr>
-                <w:spacing w:val="9"/>
-              </w:rPr>
-              <w:t xml:space="preserve"> </w:t>
+              <w:t xml:space="preserve">日        责任人确认： </w:t>
             </w:r>
             <w:r>
               <w:rPr>
                 <w:rFonts w:hint="eastAsia"/>
-                <w:spacing w:val="7"/>
                 <w:lang w:val="en-US" w:eastAsia="zh-CN"/>
               </w:rPr>
               <w:t>胡葛鹏宇</w:t>
@@ -734,7 +703,7 @@
           </w:tcPr>
           <w:p>
             <w:pPr>
-              <w:pStyle w:val="5"/>
+              <w:pStyle w:val="25"/>
               <w:spacing w:before="52" w:line="220" w:lineRule="auto"/>
               <w:ind w:left="114"/>
             </w:pPr>
@@ -747,7 +716,7 @@
           </w:p>
           <w:p>
             <w:pPr>
-              <w:pStyle w:val="5"/>
+              <w:pStyle w:val="25"/>
               <w:spacing w:before="62" w:line="219" w:lineRule="auto"/>
               <w:ind w:left="111"/>
             </w:pPr>
@@ -787,7 +756,7 @@
           </w:tcPr>
           <w:p>
             <w:pPr>
-              <w:pStyle w:val="5"/>
+              <w:pStyle w:val="25"/>
               <w:spacing w:before="55" w:line="219" w:lineRule="auto"/>
               <w:ind w:left="111"/>
             </w:pPr>
@@ -800,7 +769,7 @@
           </w:p>
           <w:p>
             <w:pPr>
-              <w:pStyle w:val="5"/>
+              <w:pStyle w:val="25"/>
               <w:spacing w:before="62" w:line="219" w:lineRule="auto"/>
               <w:ind w:left="111"/>
             </w:pPr>
@@ -836,7 +805,7 @@
           </w:p>
           <w:p>
             <w:pPr>
-              <w:pStyle w:val="5"/>
+              <w:pStyle w:val="25"/>
               <w:spacing w:before="68" w:line="220" w:lineRule="auto"/>
               <w:ind w:left="4318"/>
             </w:pPr>
@@ -918,7 +887,7 @@
           </w:tcPr>
           <w:p>
             <w:pPr>
-              <w:pStyle w:val="5"/>
+              <w:pStyle w:val="25"/>
               <w:spacing w:before="56" w:line="220" w:lineRule="auto"/>
               <w:ind w:left="116"/>
             </w:pPr>
@@ -931,7 +900,7 @@
           </w:p>
           <w:p>
             <w:pPr>
-              <w:pStyle w:val="5"/>
+              <w:pStyle w:val="25"/>
               <w:spacing w:before="61" w:line="220" w:lineRule="auto"/>
               <w:ind w:left="659"/>
             </w:pPr>
@@ -953,7 +922,7 @@
           </w:p>
           <w:p>
             <w:pPr>
-              <w:pStyle w:val="5"/>
+              <w:pStyle w:val="25"/>
               <w:spacing w:before="68" w:line="214" w:lineRule="auto"/>
               <w:ind w:left="110"/>
               <w:rPr>
@@ -1057,7 +1026,7 @@
           </w:p>
           <w:p>
             <w:pPr>
-              <w:pStyle w:val="5"/>
+              <w:pStyle w:val="25"/>
               <w:spacing w:before="68" w:line="277" w:lineRule="auto"/>
               <w:ind w:left="256" w:right="253"/>
             </w:pPr>
@@ -1076,7 +1045,7 @@
           </w:tcPr>
           <w:p>
             <w:pPr>
-              <w:pStyle w:val="5"/>
+              <w:pStyle w:val="25"/>
               <w:spacing w:before="100" w:line="220" w:lineRule="auto"/>
               <w:ind w:left="422"/>
             </w:pPr>
@@ -1123,7 +1092,7 @@
           </w:tcPr>
           <w:p>
             <w:pPr>
-              <w:pStyle w:val="5"/>
+              <w:pStyle w:val="25"/>
               <w:spacing w:before="196" w:line="274" w:lineRule="auto"/>
               <w:ind w:left="312" w:right="246" w:firstLine="52"/>
             </w:pPr>
@@ -1142,7 +1111,7 @@
           </w:p>
           <w:p>
             <w:pPr>
-              <w:pStyle w:val="5"/>
+              <w:pStyle w:val="25"/>
               <w:spacing w:line="220" w:lineRule="auto"/>
               <w:ind w:left="282"/>
             </w:pPr>
@@ -1173,7 +1142,7 @@
           </w:p>
           <w:p>
             <w:pPr>
-              <w:pStyle w:val="5"/>
+              <w:pStyle w:val="25"/>
               <w:spacing w:before="68" w:line="220" w:lineRule="auto"/>
               <w:ind w:left="263"/>
             </w:pPr>
@@ -1193,7 +1162,7 @@
           </w:p>
           <w:p>
             <w:pPr>
-              <w:pStyle w:val="5"/>
+              <w:pStyle w:val="25"/>
               <w:spacing w:before="60" w:line="220" w:lineRule="auto"/>
               <w:ind w:left="188"/>
             </w:pPr>
@@ -1279,7 +1248,7 @@
           </w:tcPr>
           <w:p>
             <w:pPr>
-              <w:pStyle w:val="5"/>
+              <w:pStyle w:val="25"/>
               <w:spacing w:before="101" w:line="220" w:lineRule="auto"/>
               <w:ind w:left="424"/>
             </w:pPr>
@@ -1385,7 +1354,7 @@
           </w:tcPr>
           <w:p>
             <w:pPr>
-              <w:pStyle w:val="5"/>
+              <w:pStyle w:val="25"/>
               <w:spacing w:before="101" w:line="220" w:lineRule="auto"/>
               <w:ind w:left="432"/>
             </w:pPr>
@@ -1465,6 +1434,8 @@
           <w:sz w:val="21"/>
         </w:rPr>
       </w:pPr>
+      <w:bookmarkStart w:id="0" w:name="_GoBack"/>
+      <w:bookmarkEnd w:id="0"/>
     </w:p>
     <w:sectPr>
       <w:pgSz w:w="11906" w:h="16839"/>
@@ -1505,7 +1476,7 @@
   <w:footnote w:type="separator" w:id="0">
     <w:p>
       <w:pPr>
-        <w:spacing w:line="240" w:lineRule="auto"/>
+        <w:spacing w:line="360" w:lineRule="auto"/>
       </w:pPr>
       <w:r>
         <w:separator/>
@@ -1515,7 +1486,7 @@
   <w:footnote w:type="continuationSeparator" w:id="1">
     <w:p>
       <w:pPr>
-        <w:spacing w:line="240" w:lineRule="auto"/>
+        <w:spacing w:line="360" w:lineRule="auto"/>
       </w:pPr>
       <w:r>
         <w:continuationSeparator/>
@@ -1523,6 +1494,136 @@
     </w:p>
   </w:footnote>
 </w:footnotes>
+</file>
+
+<file path=word/numbering.xml><?xml version="1.0" encoding="utf-8"?>
+<w:numbering xmlns:wpc="http://schemas.microsoft.com/office/word/2010/wordprocessingCanvas" xmlns:mc="http://schemas.openxmlformats.org/markup-compatibility/2006" xmlns:o="urn:schemas-microsoft-com:office:office" xmlns:r="http://schemas.openxmlformats.org/officeDocument/2006/relationships" xmlns:m="http://schemas.openxmlformats.org/officeDocument/2006/math" xmlns:v="urn:schemas-microsoft-com:vml" xmlns:wp14="http://schemas.microsoft.com/office/word/2010/wordprocessingDrawing" xmlns:wp="http://schemas.openxmlformats.org/drawingml/2006/wordprocessingDrawing" xmlns:w10="urn:schemas-microsoft-com:office:word" xmlns:w="http://schemas.openxmlformats.org/wordprocessingml/2006/main" xmlns:w14="http://schemas.microsoft.com/office/word/2010/wordml" xmlns:wpg="http://schemas.microsoft.com/office/word/2010/wordprocessingGroup" xmlns:wpi="http://schemas.microsoft.com/office/word/2010/wordprocessingInk" xmlns:wne="http://schemas.microsoft.com/office/word/2006/wordml" xmlns:wps="http://schemas.microsoft.com/office/word/2010/wordprocessingShape" xmlns:wpsCustomData="http://www.wps.cn/officeDocument/2013/wpsCustomData" mc:Ignorable="w14 wp14">
+  <w:abstractNum w:abstractNumId="0">
+    <w:nsid w:val="8E964DCE"/>
+    <w:multiLevelType w:val="multilevel"/>
+    <w:tmpl w:val="8E964DCE"/>
+    <w:lvl w:ilvl="0" w:tentative="0">
+      <w:start w:val="1"/>
+      <w:numFmt w:val="decimal"/>
+      <w:pStyle w:val="2"/>
+      <w:lvlText w:val="%1."/>
+      <w:lvlJc w:val="left"/>
+      <w:pPr>
+        <w:ind w:left="432" w:hanging="432"/>
+      </w:pPr>
+      <w:rPr>
+        <w:rFonts w:hint="default"/>
+      </w:rPr>
+    </w:lvl>
+    <w:lvl w:ilvl="1" w:tentative="0">
+      <w:start w:val="1"/>
+      <w:numFmt w:val="decimal"/>
+      <w:pStyle w:val="3"/>
+      <w:lvlText w:val="%1.%2."/>
+      <w:lvlJc w:val="left"/>
+      <w:pPr>
+        <w:ind w:left="575" w:hanging="575"/>
+      </w:pPr>
+      <w:rPr>
+        <w:rFonts w:hint="default"/>
+      </w:rPr>
+    </w:lvl>
+    <w:lvl w:ilvl="2" w:tentative="0">
+      <w:start w:val="1"/>
+      <w:numFmt w:val="decimal"/>
+      <w:pStyle w:val="4"/>
+      <w:lvlText w:val="%1.%2.%3."/>
+      <w:lvlJc w:val="left"/>
+      <w:pPr>
+        <w:ind w:left="720" w:hanging="720"/>
+      </w:pPr>
+      <w:rPr>
+        <w:rFonts w:hint="default"/>
+      </w:rPr>
+    </w:lvl>
+    <w:lvl w:ilvl="3" w:tentative="0">
+      <w:start w:val="1"/>
+      <w:numFmt w:val="decimal"/>
+      <w:pStyle w:val="5"/>
+      <w:lvlText w:val="%1.%2.%3.%4."/>
+      <w:lvlJc w:val="left"/>
+      <w:pPr>
+        <w:ind w:left="864" w:hanging="864"/>
+      </w:pPr>
+      <w:rPr>
+        <w:rFonts w:hint="default"/>
+      </w:rPr>
+    </w:lvl>
+    <w:lvl w:ilvl="4" w:tentative="0">
+      <w:start w:val="1"/>
+      <w:numFmt w:val="decimal"/>
+      <w:pStyle w:val="6"/>
+      <w:lvlText w:val="%1.%2.%3.%4.%5."/>
+      <w:lvlJc w:val="left"/>
+      <w:pPr>
+        <w:ind w:left="1008" w:hanging="1008"/>
+      </w:pPr>
+      <w:rPr>
+        <w:rFonts w:hint="default"/>
+      </w:rPr>
+    </w:lvl>
+    <w:lvl w:ilvl="5" w:tentative="0">
+      <w:start w:val="1"/>
+      <w:numFmt w:val="decimal"/>
+      <w:pStyle w:val="7"/>
+      <w:lvlText w:val="%1.%2.%3.%4.%5.%6."/>
+      <w:lvlJc w:val="left"/>
+      <w:pPr>
+        <w:ind w:left="1151" w:hanging="1151"/>
+      </w:pPr>
+      <w:rPr>
+        <w:rFonts w:hint="default"/>
+      </w:rPr>
+    </w:lvl>
+    <w:lvl w:ilvl="6" w:tentative="0">
+      <w:start w:val="1"/>
+      <w:numFmt w:val="decimal"/>
+      <w:pStyle w:val="8"/>
+      <w:lvlText w:val="%1.%2.%3.%4.%5.%6.%7."/>
+      <w:lvlJc w:val="left"/>
+      <w:pPr>
+        <w:ind w:left="1296" w:hanging="1296"/>
+      </w:pPr>
+      <w:rPr>
+        <w:rFonts w:hint="default"/>
+      </w:rPr>
+    </w:lvl>
+    <w:lvl w:ilvl="7" w:tentative="0">
+      <w:start w:val="1"/>
+      <w:numFmt w:val="decimal"/>
+      <w:pStyle w:val="9"/>
+      <w:lvlText w:val="%1.%2.%3.%4.%5.%6.%7.%8."/>
+      <w:lvlJc w:val="left"/>
+      <w:pPr>
+        <w:ind w:left="1440" w:hanging="1440"/>
+      </w:pPr>
+      <w:rPr>
+        <w:rFonts w:hint="default"/>
+      </w:rPr>
+    </w:lvl>
+    <w:lvl w:ilvl="8" w:tentative="0">
+      <w:start w:val="1"/>
+      <w:numFmt w:val="decimal"/>
+      <w:pStyle w:val="10"/>
+      <w:lvlText w:val="%1.%2.%3.%4.%5.%6.%7.%8.%9."/>
+      <w:lvlJc w:val="left"/>
+      <w:pPr>
+        <w:ind w:left="1583" w:hanging="1583"/>
+      </w:pPr>
+      <w:rPr>
+        <w:rFonts w:hint="default"/>
+      </w:rPr>
+    </w:lvl>
+  </w:abstractNum>
+  <w:num w:numId="1">
+    <w:abstractNumId w:val="0"/>
+  </w:num>
+</w:numbering>
 </file>
 
 <file path=word/styles.xml><?xml version="1.0" encoding="utf-8"?>
@@ -1536,11 +1637,11 @@
     <w:pPrDefault/>
   </w:docDefaults>
   <w:latentStyles w:count="260" w:defQFormat="0" w:defUnhideWhenUsed="1" w:defSemiHidden="1" w:defUIPriority="99" w:defLockedState="0">
-    <w:lsdException w:qFormat="1" w:unhideWhenUsed="0" w:uiPriority="0" w:name="Normal"/>
+    <w:lsdException w:qFormat="1" w:unhideWhenUsed="0" w:uiPriority="0" w:semiHidden="0" w:name="Normal"/>
     <w:lsdException w:qFormat="1" w:unhideWhenUsed="0" w:uiPriority="0" w:semiHidden="0" w:name="heading 1"/>
-    <w:lsdException w:qFormat="1" w:uiPriority="0" w:name="heading 2"/>
+    <w:lsdException w:qFormat="1" w:uiPriority="0" w:semiHidden="0" w:name="heading 2"/>
     <w:lsdException w:qFormat="1" w:uiPriority="0" w:name="heading 3"/>
-    <w:lsdException w:qFormat="1" w:uiPriority="0" w:name="heading 4"/>
+    <w:lsdException w:qFormat="1" w:uiPriority="0" w:semiHidden="0" w:name="heading 4"/>
     <w:lsdException w:qFormat="1" w:uiPriority="0" w:name="heading 5"/>
     <w:lsdException w:qFormat="1" w:uiPriority="0" w:name="heading 6"/>
     <w:lsdException w:qFormat="1" w:uiPriority="0" w:name="heading 7"/>
@@ -1555,9 +1656,9 @@
     <w:lsdException w:unhideWhenUsed="0" w:uiPriority="0" w:semiHidden="0" w:name="index 7"/>
     <w:lsdException w:unhideWhenUsed="0" w:uiPriority="0" w:semiHidden="0" w:name="index 8"/>
     <w:lsdException w:unhideWhenUsed="0" w:uiPriority="0" w:semiHidden="0" w:name="index 9"/>
-    <w:lsdException w:unhideWhenUsed="0" w:uiPriority="0" w:semiHidden="0" w:name="toc 1"/>
-    <w:lsdException w:unhideWhenUsed="0" w:uiPriority="0" w:semiHidden="0" w:name="toc 2"/>
-    <w:lsdException w:unhideWhenUsed="0" w:uiPriority="0" w:semiHidden="0" w:name="toc 3"/>
+    <w:lsdException w:qFormat="1" w:unhideWhenUsed="0" w:uiPriority="0" w:semiHidden="0" w:name="toc 1"/>
+    <w:lsdException w:qFormat="1" w:unhideWhenUsed="0" w:uiPriority="0" w:semiHidden="0" w:name="toc 2"/>
+    <w:lsdException w:qFormat="1" w:unhideWhenUsed="0" w:uiPriority="0" w:semiHidden="0" w:name="toc 3"/>
     <w:lsdException w:unhideWhenUsed="0" w:uiPriority="0" w:semiHidden="0" w:name="toc 4"/>
     <w:lsdException w:unhideWhenUsed="0" w:uiPriority="0" w:semiHidden="0" w:name="toc 5"/>
     <w:lsdException w:unhideWhenUsed="0" w:uiPriority="0" w:semiHidden="0" w:name="toc 6"/>
@@ -1566,9 +1667,9 @@
     <w:lsdException w:unhideWhenUsed="0" w:uiPriority="0" w:semiHidden="0" w:name="toc 9"/>
     <w:lsdException w:unhideWhenUsed="0" w:uiPriority="0" w:semiHidden="0" w:name="Normal Indent"/>
     <w:lsdException w:unhideWhenUsed="0" w:uiPriority="0" w:semiHidden="0" w:name="footnote text"/>
-    <w:lsdException w:unhideWhenUsed="0" w:uiPriority="0" w:semiHidden="0" w:name="annotation text"/>
-    <w:lsdException w:unhideWhenUsed="0" w:uiPriority="0" w:semiHidden="0" w:name="header"/>
-    <w:lsdException w:unhideWhenUsed="0" w:uiPriority="0" w:semiHidden="0" w:name="footer"/>
+    <w:lsdException w:qFormat="1" w:unhideWhenUsed="0" w:uiPriority="0" w:semiHidden="0" w:name="annotation text"/>
+    <w:lsdException w:qFormat="1" w:unhideWhenUsed="0" w:uiPriority="0" w:semiHidden="0" w:name="header"/>
+    <w:lsdException w:qFormat="1" w:unhideWhenUsed="0" w:uiPriority="0" w:semiHidden="0" w:name="footer"/>
     <w:lsdException w:unhideWhenUsed="0" w:uiPriority="0" w:semiHidden="0" w:name="index heading"/>
     <w:lsdException w:qFormat="1" w:uiPriority="0" w:name="caption"/>
     <w:lsdException w:unhideWhenUsed="0" w:uiPriority="0" w:semiHidden="0" w:name="table of figures"/>
@@ -1602,7 +1703,7 @@
     <w:lsdException w:unhideWhenUsed="0" w:uiPriority="0" w:semiHidden="0" w:name="Closing"/>
     <w:lsdException w:unhideWhenUsed="0" w:uiPriority="0" w:semiHidden="0" w:name="Signature"/>
     <w:lsdException w:qFormat="1" w:unhideWhenUsed="0" w:uiPriority="0" w:name="Default Paragraph Font"/>
-    <w:lsdException w:unhideWhenUsed="0" w:uiPriority="0" w:semiHidden="0" w:name="Body Text"/>
+    <w:lsdException w:qFormat="1" w:unhideWhenUsed="0" w:uiPriority="0" w:name="Body Text"/>
     <w:lsdException w:unhideWhenUsed="0" w:uiPriority="0" w:semiHidden="0" w:name="Body Text Indent"/>
     <w:lsdException w:unhideWhenUsed="0" w:uiPriority="0" w:semiHidden="0" w:name="List Continue"/>
     <w:lsdException w:unhideWhenUsed="0" w:uiPriority="0" w:semiHidden="0" w:name="List Continue 2"/>
@@ -1628,7 +1729,7 @@
     <w:lsdException w:unhideWhenUsed="0" w:uiPriority="0" w:semiHidden="0" w:name="Document Map"/>
     <w:lsdException w:unhideWhenUsed="0" w:uiPriority="0" w:semiHidden="0" w:name="Plain Text"/>
     <w:lsdException w:unhideWhenUsed="0" w:uiPriority="0" w:semiHidden="0" w:name="E-mail Signature"/>
-    <w:lsdException w:unhideWhenUsed="0" w:uiPriority="0" w:semiHidden="0" w:name="Normal (Web)"/>
+    <w:lsdException w:qFormat="1" w:unhideWhenUsed="0" w:uiPriority="0" w:semiHidden="0" w:name="Normal (Web)"/>
     <w:lsdException w:unhideWhenUsed="0" w:uiPriority="0" w:semiHidden="0" w:name="HTML Acronym"/>
     <w:lsdException w:unhideWhenUsed="0" w:uiPriority="0" w:semiHidden="0" w:name="HTML Address"/>
     <w:lsdException w:unhideWhenUsed="0" w:uiPriority="0" w:semiHidden="0" w:name="HTML Cite"/>
@@ -1684,7 +1785,7 @@
     <w:lsdException w:unhideWhenUsed="0" w:uiPriority="0" w:semiHidden="0" w:name="Table Web 2"/>
     <w:lsdException w:unhideWhenUsed="0" w:uiPriority="0" w:semiHidden="0" w:name="Table Web 3"/>
     <w:lsdException w:unhideWhenUsed="0" w:uiPriority="0" w:semiHidden="0" w:name="Balloon Text"/>
-    <w:lsdException w:unhideWhenUsed="0" w:uiPriority="0" w:semiHidden="0" w:name="Table Grid"/>
+    <w:lsdException w:qFormat="1" w:unhideWhenUsed="0" w:uiPriority="0" w:semiHidden="0" w:name="Table Grid"/>
     <w:lsdException w:unhideWhenUsed="0" w:uiPriority="0" w:semiHidden="0" w:name="Table Theme"/>
     <w:lsdException w:unhideWhenUsed="0" w:uiPriority="60" w:semiHidden="0" w:name="Light Shading"/>
     <w:lsdException w:unhideWhenUsed="0" w:uiPriority="61" w:semiHidden="0" w:name="Light List"/>
@@ -1787,7 +1888,6 @@
   </w:latentStyles>
   <w:style w:type="paragraph" w:default="1" w:styleId="1">
     <w:name w:val="Normal"/>
-    <w:semiHidden/>
     <w:qFormat/>
     <w:uiPriority w:val="0"/>
     <w:pPr>
@@ -1796,12 +1896,12 @@
       <w:autoSpaceDN w:val="0"/>
       <w:adjustRightInd w:val="0"/>
       <w:snapToGrid w:val="0"/>
-      <w:spacing w:line="240" w:lineRule="auto"/>
+      <w:spacing w:line="360" w:lineRule="auto"/>
       <w:jc w:val="left"/>
       <w:textAlignment w:val="baseline"/>
     </w:pPr>
     <w:rPr>
-      <w:rFonts w:ascii="Arial" w:hAnsi="Arial" w:eastAsia="Arial" w:cs="Arial"/>
+      <w:rFonts w:ascii="Arial" w:hAnsi="Arial" w:eastAsia="宋体" w:cs="Arial"/>
       <w:snapToGrid w:val="0"/>
       <w:color w:val="000000"/>
       <w:kern w:val="0"/>
@@ -1810,13 +1910,229 @@
       <w:lang w:val="en-US" w:eastAsia="en-US" w:bidi="ar-SA"/>
     </w:rPr>
   </w:style>
-  <w:style w:type="character" w:default="1" w:styleId="3">
+  <w:style w:type="paragraph" w:styleId="2">
+    <w:name w:val="heading 1"/>
+    <w:basedOn w:val="1"/>
+    <w:next w:val="1"/>
+    <w:qFormat/>
+    <w:uiPriority w:val="0"/>
+    <w:pPr>
+      <w:keepNext/>
+      <w:keepLines/>
+      <w:numPr>
+        <w:ilvl w:val="0"/>
+        <w:numId w:val="1"/>
+      </w:numPr>
+      <w:spacing w:before="340" w:beforeLines="0" w:beforeAutospacing="0" w:after="330" w:afterLines="0" w:afterAutospacing="0" w:line="576" w:lineRule="auto"/>
+      <w:ind w:left="432" w:hanging="432"/>
+      <w:outlineLvl w:val="0"/>
+    </w:pPr>
+    <w:rPr>
+      <w:b/>
+      <w:kern w:val="44"/>
+      <w:sz w:val="44"/>
+    </w:rPr>
+  </w:style>
+  <w:style w:type="paragraph" w:styleId="3">
+    <w:name w:val="heading 2"/>
+    <w:basedOn w:val="1"/>
+    <w:next w:val="1"/>
+    <w:unhideWhenUsed/>
+    <w:qFormat/>
+    <w:uiPriority w:val="0"/>
+    <w:pPr>
+      <w:keepNext/>
+      <w:keepLines/>
+      <w:numPr>
+        <w:ilvl w:val="1"/>
+        <w:numId w:val="1"/>
+      </w:numPr>
+      <w:spacing w:before="260" w:beforeLines="0" w:beforeAutospacing="0" w:after="260" w:afterLines="0" w:afterAutospacing="0" w:line="413" w:lineRule="auto"/>
+      <w:ind w:left="575" w:hanging="575"/>
+      <w:outlineLvl w:val="1"/>
+    </w:pPr>
+    <w:rPr>
+      <w:rFonts w:ascii="Arial" w:hAnsi="Arial" w:eastAsia="黑体"/>
+      <w:b/>
+      <w:sz w:val="32"/>
+    </w:rPr>
+  </w:style>
+  <w:style w:type="paragraph" w:styleId="4">
+    <w:name w:val="heading 3"/>
+    <w:basedOn w:val="1"/>
+    <w:next w:val="1"/>
+    <w:semiHidden/>
+    <w:unhideWhenUsed/>
+    <w:qFormat/>
+    <w:uiPriority w:val="0"/>
+    <w:pPr>
+      <w:keepNext/>
+      <w:keepLines/>
+      <w:numPr>
+        <w:ilvl w:val="2"/>
+        <w:numId w:val="1"/>
+      </w:numPr>
+      <w:spacing w:before="260" w:beforeLines="0" w:beforeAutospacing="0" w:after="260" w:afterLines="0" w:afterAutospacing="0" w:line="413" w:lineRule="auto"/>
+      <w:ind w:left="720" w:hanging="720"/>
+      <w:outlineLvl w:val="2"/>
+    </w:pPr>
+    <w:rPr>
+      <w:b/>
+      <w:sz w:val="32"/>
+    </w:rPr>
+  </w:style>
+  <w:style w:type="paragraph" w:styleId="5">
+    <w:name w:val="heading 4"/>
+    <w:basedOn w:val="1"/>
+    <w:next w:val="1"/>
+    <w:unhideWhenUsed/>
+    <w:qFormat/>
+    <w:uiPriority w:val="0"/>
+    <w:pPr>
+      <w:keepNext/>
+      <w:keepLines/>
+      <w:numPr>
+        <w:ilvl w:val="3"/>
+        <w:numId w:val="1"/>
+      </w:numPr>
+      <w:spacing w:before="280" w:beforeLines="0" w:beforeAutospacing="0" w:after="290" w:afterLines="0" w:afterAutospacing="0" w:line="372" w:lineRule="auto"/>
+      <w:ind w:left="864" w:hanging="864"/>
+      <w:outlineLvl w:val="3"/>
+    </w:pPr>
+    <w:rPr>
+      <w:rFonts w:ascii="Arial" w:hAnsi="Arial" w:eastAsia="黑体"/>
+      <w:b/>
+      <w:sz w:val="28"/>
+    </w:rPr>
+  </w:style>
+  <w:style w:type="paragraph" w:styleId="6">
+    <w:name w:val="heading 5"/>
+    <w:basedOn w:val="1"/>
+    <w:next w:val="1"/>
+    <w:semiHidden/>
+    <w:unhideWhenUsed/>
+    <w:qFormat/>
+    <w:uiPriority w:val="0"/>
+    <w:pPr>
+      <w:keepNext/>
+      <w:keepLines/>
+      <w:numPr>
+        <w:ilvl w:val="4"/>
+        <w:numId w:val="1"/>
+      </w:numPr>
+      <w:spacing w:before="280" w:beforeLines="0" w:beforeAutospacing="0" w:after="290" w:afterLines="0" w:afterAutospacing="0" w:line="372" w:lineRule="auto"/>
+      <w:ind w:left="1008" w:hanging="1008"/>
+      <w:outlineLvl w:val="4"/>
+    </w:pPr>
+    <w:rPr>
+      <w:b/>
+      <w:sz w:val="28"/>
+    </w:rPr>
+  </w:style>
+  <w:style w:type="paragraph" w:styleId="7">
+    <w:name w:val="heading 6"/>
+    <w:basedOn w:val="1"/>
+    <w:next w:val="1"/>
+    <w:semiHidden/>
+    <w:unhideWhenUsed/>
+    <w:qFormat/>
+    <w:uiPriority w:val="0"/>
+    <w:pPr>
+      <w:keepNext/>
+      <w:keepLines/>
+      <w:numPr>
+        <w:ilvl w:val="5"/>
+        <w:numId w:val="1"/>
+      </w:numPr>
+      <w:spacing w:before="240" w:beforeLines="0" w:beforeAutospacing="0" w:after="64" w:afterLines="0" w:afterAutospacing="0" w:line="317" w:lineRule="auto"/>
+      <w:ind w:left="1151" w:hanging="1151"/>
+      <w:outlineLvl w:val="5"/>
+    </w:pPr>
+    <w:rPr>
+      <w:rFonts w:ascii="Arial" w:hAnsi="Arial" w:eastAsia="黑体"/>
+      <w:b/>
+      <w:sz w:val="24"/>
+    </w:rPr>
+  </w:style>
+  <w:style w:type="paragraph" w:styleId="8">
+    <w:name w:val="heading 7"/>
+    <w:basedOn w:val="1"/>
+    <w:next w:val="1"/>
+    <w:semiHidden/>
+    <w:unhideWhenUsed/>
+    <w:qFormat/>
+    <w:uiPriority w:val="0"/>
+    <w:pPr>
+      <w:keepNext/>
+      <w:keepLines/>
+      <w:numPr>
+        <w:ilvl w:val="6"/>
+        <w:numId w:val="1"/>
+      </w:numPr>
+      <w:spacing w:before="240" w:beforeLines="0" w:beforeAutospacing="0" w:after="64" w:afterLines="0" w:afterAutospacing="0" w:line="317" w:lineRule="auto"/>
+      <w:ind w:left="1296" w:hanging="1296"/>
+      <w:outlineLvl w:val="6"/>
+    </w:pPr>
+    <w:rPr>
+      <w:b/>
+      <w:sz w:val="24"/>
+    </w:rPr>
+  </w:style>
+  <w:style w:type="paragraph" w:styleId="9">
+    <w:name w:val="heading 8"/>
+    <w:basedOn w:val="1"/>
+    <w:next w:val="1"/>
+    <w:semiHidden/>
+    <w:unhideWhenUsed/>
+    <w:qFormat/>
+    <w:uiPriority w:val="0"/>
+    <w:pPr>
+      <w:keepNext/>
+      <w:keepLines/>
+      <w:numPr>
+        <w:ilvl w:val="7"/>
+        <w:numId w:val="1"/>
+      </w:numPr>
+      <w:spacing w:before="240" w:beforeLines="0" w:beforeAutospacing="0" w:after="64" w:afterLines="0" w:afterAutospacing="0" w:line="317" w:lineRule="auto"/>
+      <w:ind w:left="1440" w:hanging="1440"/>
+      <w:outlineLvl w:val="7"/>
+    </w:pPr>
+    <w:rPr>
+      <w:rFonts w:ascii="Arial" w:hAnsi="Arial" w:eastAsia="黑体"/>
+      <w:sz w:val="24"/>
+    </w:rPr>
+  </w:style>
+  <w:style w:type="paragraph" w:styleId="10">
+    <w:name w:val="heading 9"/>
+    <w:basedOn w:val="1"/>
+    <w:next w:val="1"/>
+    <w:semiHidden/>
+    <w:unhideWhenUsed/>
+    <w:qFormat/>
+    <w:uiPriority w:val="0"/>
+    <w:pPr>
+      <w:keepNext/>
+      <w:keepLines/>
+      <w:numPr>
+        <w:ilvl w:val="8"/>
+        <w:numId w:val="1"/>
+      </w:numPr>
+      <w:spacing w:before="240" w:beforeLines="0" w:beforeAutospacing="0" w:after="64" w:afterLines="0" w:afterAutospacing="0" w:line="317" w:lineRule="auto"/>
+      <w:ind w:left="1583" w:hanging="1583"/>
+      <w:outlineLvl w:val="8"/>
+    </w:pPr>
+    <w:rPr>
+      <w:rFonts w:ascii="Arial" w:hAnsi="Arial" w:eastAsia="黑体"/>
+      <w:sz w:val="21"/>
+    </w:rPr>
+  </w:style>
+  <w:style w:type="character" w:default="1" w:styleId="22">
     <w:name w:val="Default Paragraph Font"/>
     <w:semiHidden/>
     <w:qFormat/>
     <w:uiPriority w:val="0"/>
   </w:style>
-  <w:style w:type="table" w:default="1" w:styleId="2">
+  <w:style w:type="table" w:default="1" w:styleId="20">
     <w:name w:val="Normal Table"/>
     <w:semiHidden/>
     <w:qFormat/>
@@ -1830,7 +2146,156 @@
       </w:tblCellMar>
     </w:tblPr>
   </w:style>
-  <w:style w:type="table" w:customStyle="1" w:styleId="4">
+  <w:style w:type="paragraph" w:styleId="11">
+    <w:name w:val="annotation text"/>
+    <w:basedOn w:val="1"/>
+    <w:qFormat/>
+    <w:uiPriority w:val="0"/>
+    <w:pPr>
+      <w:jc w:val="left"/>
+    </w:pPr>
+  </w:style>
+  <w:style w:type="paragraph" w:styleId="12">
+    <w:name w:val="Body Text"/>
+    <w:basedOn w:val="1"/>
+    <w:semiHidden/>
+    <w:qFormat/>
+    <w:uiPriority w:val="0"/>
+    <w:rPr>
+      <w:rFonts w:ascii="Arial" w:hAnsi="Arial" w:eastAsia="Arial" w:cs="Arial"/>
+      <w:sz w:val="21"/>
+      <w:szCs w:val="21"/>
+      <w:lang w:val="en-US" w:eastAsia="en-US" w:bidi="ar-SA"/>
+    </w:rPr>
+  </w:style>
+  <w:style w:type="paragraph" w:styleId="13">
+    <w:name w:val="toc 3"/>
+    <w:basedOn w:val="1"/>
+    <w:next w:val="1"/>
+    <w:qFormat/>
+    <w:uiPriority w:val="0"/>
+    <w:pPr>
+      <w:ind w:left="840" w:leftChars="400"/>
+    </w:pPr>
+  </w:style>
+  <w:style w:type="paragraph" w:styleId="14">
+    <w:name w:val="footer"/>
+    <w:basedOn w:val="1"/>
+    <w:qFormat/>
+    <w:uiPriority w:val="0"/>
+    <w:pPr>
+      <w:tabs>
+        <w:tab w:val="center" w:pos="4153"/>
+        <w:tab w:val="right" w:pos="8306"/>
+      </w:tabs>
+      <w:snapToGrid w:val="0"/>
+      <w:jc w:val="left"/>
+    </w:pPr>
+    <w:rPr>
+      <w:sz w:val="18"/>
+    </w:rPr>
+  </w:style>
+  <w:style w:type="paragraph" w:styleId="15">
+    <w:name w:val="header"/>
+    <w:basedOn w:val="1"/>
+    <w:qFormat/>
+    <w:uiPriority w:val="0"/>
+    <w:pPr>
+      <w:pBdr>
+        <w:top w:val="none" w:color="auto" w:sz="0" w:space="1"/>
+        <w:left w:val="none" w:color="auto" w:sz="0" w:space="4"/>
+        <w:bottom w:val="none" w:color="auto" w:sz="0" w:space="1"/>
+        <w:right w:val="none" w:color="auto" w:sz="0" w:space="4"/>
+      </w:pBdr>
+      <w:tabs>
+        <w:tab w:val="center" w:pos="4153"/>
+        <w:tab w:val="right" w:pos="8306"/>
+      </w:tabs>
+      <w:snapToGrid w:val="0"/>
+      <w:spacing w:line="240" w:lineRule="auto"/>
+      <w:jc w:val="both"/>
+      <w:outlineLvl w:val="9"/>
+    </w:pPr>
+    <w:rPr>
+      <w:sz w:val="18"/>
+    </w:rPr>
+  </w:style>
+  <w:style w:type="paragraph" w:styleId="16">
+    <w:name w:val="toc 1"/>
+    <w:basedOn w:val="1"/>
+    <w:next w:val="1"/>
+    <w:qFormat/>
+    <w:uiPriority w:val="0"/>
+    <w:rPr>
+      <w:rFonts w:ascii="Arial" w:hAnsi="Arial" w:eastAsia="Microsoft JhengHei"/>
+      <w:sz w:val="24"/>
+    </w:rPr>
+  </w:style>
+  <w:style w:type="paragraph" w:styleId="17">
+    <w:name w:val="toc 2"/>
+    <w:basedOn w:val="1"/>
+    <w:next w:val="1"/>
+    <w:qFormat/>
+    <w:uiPriority w:val="0"/>
+    <w:pPr>
+      <w:ind w:left="420" w:leftChars="200"/>
+    </w:pPr>
+  </w:style>
+  <w:style w:type="paragraph" w:styleId="18">
+    <w:name w:val="Normal (Web)"/>
+    <w:basedOn w:val="1"/>
+    <w:qFormat/>
+    <w:uiPriority w:val="0"/>
+    <w:rPr>
+      <w:sz w:val="24"/>
+    </w:rPr>
+  </w:style>
+  <w:style w:type="paragraph" w:styleId="19">
+    <w:name w:val="Title"/>
+    <w:basedOn w:val="1"/>
+    <w:qFormat/>
+    <w:uiPriority w:val="0"/>
+    <w:pPr>
+      <w:spacing w:before="240" w:beforeLines="0" w:beforeAutospacing="0" w:after="60" w:afterLines="0" w:afterAutospacing="0"/>
+      <w:jc w:val="center"/>
+      <w:outlineLvl w:val="0"/>
+    </w:pPr>
+    <w:rPr>
+      <w:rFonts w:ascii="Arial" w:hAnsi="Arial"/>
+      <w:b/>
+      <w:sz w:val="32"/>
+    </w:rPr>
+  </w:style>
+  <w:style w:type="table" w:styleId="21">
+    <w:name w:val="Table Grid"/>
+    <w:basedOn w:val="20"/>
+    <w:qFormat/>
+    <w:uiPriority w:val="0"/>
+    <w:pPr>
+      <w:widowControl w:val="0"/>
+      <w:jc w:val="both"/>
+    </w:pPr>
+    <w:tblPr>
+      <w:tblBorders>
+        <w:top w:val="single" w:color="auto" w:sz="4" w:space="0"/>
+        <w:left w:val="single" w:color="auto" w:sz="4" w:space="0"/>
+        <w:bottom w:val="single" w:color="auto" w:sz="4" w:space="0"/>
+        <w:right w:val="single" w:color="auto" w:sz="4" w:space="0"/>
+        <w:insideH w:val="single" w:color="auto" w:sz="4" w:space="0"/>
+        <w:insideV w:val="single" w:color="auto" w:sz="4" w:space="0"/>
+      </w:tblBorders>
+    </w:tblPr>
+  </w:style>
+  <w:style w:type="character" w:styleId="23">
+    <w:name w:val="Strong"/>
+    <w:basedOn w:val="22"/>
+    <w:qFormat/>
+    <w:uiPriority w:val="0"/>
+    <w:rPr>
+      <w:b/>
+    </w:rPr>
+  </w:style>
+  <w:style w:type="table" w:customStyle="1" w:styleId="24">
     <w:name w:val="Table Normal_0"/>
     <w:semiHidden/>
     <w:unhideWhenUsed/>
@@ -1845,7 +2310,7 @@
       </w:tblCellMar>
     </w:tblPr>
   </w:style>
-  <w:style w:type="paragraph" w:customStyle="1" w:styleId="5">
+  <w:style w:type="paragraph" w:customStyle="1" w:styleId="25">
     <w:name w:val="Table Text"/>
     <w:basedOn w:val="1"/>
     <w:semiHidden/>
@@ -1856,6 +2321,256 @@
       <w:sz w:val="21"/>
       <w:szCs w:val="21"/>
       <w:lang w:val="en-US" w:eastAsia="en-US" w:bidi="ar-SA"/>
+    </w:rPr>
+  </w:style>
+  <w:style w:type="paragraph" w:customStyle="1" w:styleId="26">
+    <w:name w:val="柴_公司名"/>
+    <w:basedOn w:val="19"/>
+    <w:qFormat/>
+    <w:uiPriority w:val="0"/>
+    <w:pPr>
+      <w:spacing w:after="600" w:afterLines="600"/>
+    </w:pPr>
+    <w:rPr>
+      <w:rFonts w:hint="eastAsia" w:ascii="宋体" w:hAnsi="宋体" w:eastAsia="宋体" w:cs="宋体"/>
+      <w:bCs/>
+      <w:spacing w:val="-6"/>
+      <w:sz w:val="52"/>
+      <w:szCs w:val="52"/>
+    </w:rPr>
+  </w:style>
+  <w:style w:type="paragraph" w:customStyle="1" w:styleId="27">
+    <w:name w:val="柴_文档名"/>
+    <w:basedOn w:val="19"/>
+    <w:qFormat/>
+    <w:uiPriority w:val="0"/>
+    <w:pPr>
+      <w:spacing w:after="900" w:afterLines="900"/>
+    </w:pPr>
+    <w:rPr>
+      <w:rFonts w:ascii="黑体" w:hAnsi="黑体" w:eastAsia="黑体" w:cs="黑体"/>
+      <w:bCs/>
+      <w:spacing w:val="-7"/>
+      <w:sz w:val="52"/>
+      <w:szCs w:val="52"/>
+    </w:rPr>
+  </w:style>
+  <w:style w:type="table" w:customStyle="1" w:styleId="28">
+    <w:name w:val="Table Normal"/>
+    <w:semiHidden/>
+    <w:unhideWhenUsed/>
+    <w:qFormat/>
+    <w:uiPriority w:val="0"/>
+    <w:tblPr>
+      <w:tblCellMar>
+        <w:top w:w="0" w:type="dxa"/>
+        <w:left w:w="0" w:type="dxa"/>
+        <w:bottom w:w="0" w:type="dxa"/>
+        <w:right w:w="0" w:type="dxa"/>
+      </w:tblCellMar>
+    </w:tblPr>
+  </w:style>
+  <w:style w:type="paragraph" w:customStyle="1" w:styleId="29">
+    <w:name w:val="柴_标题1"/>
+    <w:basedOn w:val="2"/>
+    <w:next w:val="30"/>
+    <w:link w:val="39"/>
+    <w:qFormat/>
+    <w:uiPriority w:val="0"/>
+    <w:pPr>
+      <w:spacing w:before="100" w:after="90" w:line="360" w:lineRule="auto"/>
+    </w:pPr>
+    <w:rPr>
+      <w:rFonts w:ascii="Arial" w:hAnsi="Arial" w:eastAsia="宋体"/>
+      <w:sz w:val="32"/>
+    </w:rPr>
+  </w:style>
+  <w:style w:type="paragraph" w:customStyle="1" w:styleId="30">
+    <w:name w:val="柴_正文"/>
+    <w:basedOn w:val="12"/>
+    <w:link w:val="42"/>
+    <w:qFormat/>
+    <w:uiPriority w:val="0"/>
+    <w:pPr>
+      <w:spacing w:line="360" w:lineRule="auto"/>
+      <w:ind w:firstLine="470" w:firstLineChars="200"/>
+    </w:pPr>
+    <w:rPr>
+      <w:rFonts w:ascii="Arial" w:hAnsi="Arial" w:eastAsia="宋体"/>
+      <w:sz w:val="24"/>
+      <w:lang w:eastAsia="zh-CN"/>
+    </w:rPr>
+  </w:style>
+  <w:style w:type="paragraph" w:customStyle="1" w:styleId="31">
+    <w:name w:val="柴_标题2"/>
+    <w:basedOn w:val="3"/>
+    <w:next w:val="30"/>
+    <w:qFormat/>
+    <w:uiPriority w:val="0"/>
+    <w:pPr>
+      <w:spacing w:line="360" w:lineRule="auto"/>
+    </w:pPr>
+    <w:rPr>
+      <w:rFonts w:ascii="Arial" w:hAnsi="Arial" w:eastAsia="宋体"/>
+      <w:sz w:val="28"/>
+    </w:rPr>
+  </w:style>
+  <w:style w:type="paragraph" w:customStyle="1" w:styleId="32">
+    <w:name w:val="柴_标题3"/>
+    <w:basedOn w:val="4"/>
+    <w:next w:val="30"/>
+    <w:qFormat/>
+    <w:uiPriority w:val="0"/>
+    <w:pPr>
+      <w:spacing w:line="360" w:lineRule="auto"/>
+      <w:ind w:left="0" w:firstLine="472" w:firstLineChars="200"/>
+    </w:pPr>
+    <w:rPr>
+      <w:rFonts w:ascii="宋体" w:hAnsi="宋体" w:eastAsia="宋体" w:cs="宋体"/>
+      <w:spacing w:val="-2"/>
+      <w:sz w:val="24"/>
+      <w:szCs w:val="24"/>
+    </w:rPr>
+  </w:style>
+  <w:style w:type="paragraph" w:customStyle="1" w:styleId="33">
+    <w:name w:val="柴_目录"/>
+    <w:basedOn w:val="1"/>
+    <w:next w:val="12"/>
+    <w:qFormat/>
+    <w:uiPriority w:val="0"/>
+    <w:pPr>
+      <w:tabs>
+        <w:tab w:val="right" w:leader="dot" w:pos="8442"/>
+      </w:tabs>
+      <w:ind w:left="0" w:leftChars="0"/>
+    </w:pPr>
+    <w:rPr>
+      <w:rFonts w:ascii="Arial" w:hAnsi="Arial" w:eastAsia="Microsoft JhengHei"/>
+      <w:sz w:val="24"/>
+    </w:rPr>
+  </w:style>
+  <w:style w:type="paragraph" w:customStyle="1" w:styleId="34">
+    <w:name w:val="WPSOffice手动目录 1"/>
+    <w:qFormat/>
+    <w:uiPriority w:val="0"/>
+    <w:pPr>
+      <w:ind w:leftChars="0"/>
+    </w:pPr>
+    <w:rPr>
+      <w:rFonts w:ascii="Times New Roman" w:hAnsi="Times New Roman" w:eastAsia="宋体" w:cs="Times New Roman"/>
+      <w:sz w:val="20"/>
+      <w:szCs w:val="20"/>
+    </w:rPr>
+  </w:style>
+  <w:style w:type="paragraph" w:customStyle="1" w:styleId="35">
+    <w:name w:val="WPSOffice手动目录 2"/>
+    <w:qFormat/>
+    <w:uiPriority w:val="0"/>
+    <w:pPr>
+      <w:ind w:leftChars="200"/>
+    </w:pPr>
+    <w:rPr>
+      <w:rFonts w:ascii="Times New Roman" w:hAnsi="Times New Roman" w:eastAsia="宋体" w:cs="Times New Roman"/>
+      <w:sz w:val="20"/>
+      <w:szCs w:val="20"/>
+    </w:rPr>
+  </w:style>
+  <w:style w:type="paragraph" w:customStyle="1" w:styleId="36">
+    <w:name w:val="WPSOffice手动目录 3"/>
+    <w:qFormat/>
+    <w:uiPriority w:val="0"/>
+    <w:pPr>
+      <w:ind w:leftChars="400"/>
+    </w:pPr>
+    <w:rPr>
+      <w:rFonts w:ascii="Times New Roman" w:hAnsi="Times New Roman" w:eastAsia="宋体" w:cs="Times New Roman"/>
+      <w:sz w:val="20"/>
+      <w:szCs w:val="20"/>
+    </w:rPr>
+  </w:style>
+  <w:style w:type="paragraph" w:customStyle="1" w:styleId="37">
+    <w:name w:val="Compact"/>
+    <w:basedOn w:val="12"/>
+    <w:qFormat/>
+    <w:uiPriority w:val="0"/>
+    <w:pPr>
+      <w:spacing w:before="36" w:after="36"/>
+    </w:pPr>
+  </w:style>
+  <w:style w:type="table" w:customStyle="1" w:styleId="38">
+    <w:name w:val="Table"/>
+    <w:semiHidden/>
+    <w:unhideWhenUsed/>
+    <w:qFormat/>
+    <w:uiPriority w:val="0"/>
+    <w:tblPr>
+      <w:tblCellMar>
+        <w:top w:w="0" w:type="dxa"/>
+        <w:left w:w="108" w:type="dxa"/>
+        <w:bottom w:w="0" w:type="dxa"/>
+        <w:right w:w="108" w:type="dxa"/>
+      </w:tblCellMar>
+    </w:tblPr>
+    <w:tblStylePr w:type="firstRow">
+      <w:tcPr>
+        <w:tcBorders>
+          <w:bottom w:val="single" w:color="auto" w:sz="0" w:space="0"/>
+        </w:tcBorders>
+        <w:vAlign w:val="bottom"/>
+      </w:tcPr>
+    </w:tblStylePr>
+  </w:style>
+  <w:style w:type="character" w:customStyle="1" w:styleId="39">
+    <w:name w:val="柴_标题1 Char"/>
+    <w:link w:val="29"/>
+    <w:qFormat/>
+    <w:uiPriority w:val="0"/>
+    <w:rPr>
+      <w:rFonts w:ascii="Arial" w:hAnsi="Arial" w:eastAsia="宋体"/>
+      <w:sz w:val="32"/>
+    </w:rPr>
+  </w:style>
+  <w:style w:type="paragraph" w:customStyle="1" w:styleId="40">
+    <w:name w:val="柴_正文_无缩进"/>
+    <w:basedOn w:val="1"/>
+    <w:qFormat/>
+    <w:uiPriority w:val="0"/>
+    <w:pPr>
+      <w:ind w:firstLine="0" w:firstLineChars="0"/>
+    </w:pPr>
+    <w:rPr>
+      <w:rFonts w:ascii="Arial" w:hAnsi="Arial"/>
+      <w:sz w:val="24"/>
+      <w:lang w:eastAsia="zh-CN"/>
+    </w:rPr>
+  </w:style>
+  <w:style w:type="paragraph" w:customStyle="1" w:styleId="41">
+    <w:name w:val="柴_标题4"/>
+    <w:basedOn w:val="5"/>
+    <w:next w:val="1"/>
+    <w:qFormat/>
+    <w:uiPriority w:val="0"/>
+    <w:pPr>
+      <w:widowControl w:val="0"/>
+      <w:spacing w:before="160" w:line="360" w:lineRule="auto"/>
+      <w:ind w:left="981" w:leftChars="300" w:hanging="862"/>
+    </w:pPr>
+    <w:rPr>
+      <w:rFonts w:hint="eastAsia" w:ascii="Calibri" w:hAnsi="Calibri" w:eastAsia="宋体" w:cs="宋体"/>
+      <w:sz w:val="24"/>
+      <w:szCs w:val="24"/>
+      <w:lang w:eastAsia="zh-CN" w:bidi="zh-CN"/>
+    </w:rPr>
+  </w:style>
+  <w:style w:type="character" w:customStyle="1" w:styleId="42">
+    <w:name w:val="柴_正文 Char"/>
+    <w:link w:val="30"/>
+    <w:qFormat/>
+    <w:uiPriority w:val="0"/>
+    <w:rPr>
+      <w:rFonts w:ascii="Arial" w:hAnsi="Arial" w:eastAsia="宋体"/>
+      <w:sz w:val="24"/>
+      <w:lang w:eastAsia="zh-CN"/>
     </w:rPr>
   </w:style>
 </w:styles>
